--- a/SAKILA CONSULTAS.docx
+++ b/SAKILA CONSULTAS.docx
@@ -1198,44 +1198,22 @@
         <w:rPr>
           <w:rFonts w:ascii="Malgun Gothic Semilight" w:eastAsia="Malgun Gothic Semilight" w:hAnsi="Malgun Gothic Semilight" w:cs="Malgun Gothic Semilight"/>
           <w:b/>
-          <w:color w:val="FF0000"/>
-          <w:sz w:val="24"/>
-          <w:szCs w:val="24"/>
-        </w:rPr>
-        <w:t>INNER JOIN payment p ON c.customer_id = p.customer_id;</w:t>
-      </w:r>
-    </w:p>
-    <w:p>
-      <w:pPr>
-        <w:pStyle w:val="Prrafodelista"/>
-        <w:ind w:left="360"/>
-        <w:rPr>
-          <w:rFonts w:ascii="Malgun Gothic Semilight" w:eastAsia="Malgun Gothic Semilight" w:hAnsi="Malgun Gothic Semilight" w:cs="Malgun Gothic Semilight"/>
-          <w:b/>
-          <w:sz w:val="24"/>
-          <w:szCs w:val="24"/>
-        </w:rPr>
-      </w:pPr>
-      <w:r>
-        <w:rPr>
-          <w:rFonts w:ascii="Malgun Gothic Semilight" w:eastAsia="Malgun Gothic Semilight" w:hAnsi="Malgun Gothic Semilight" w:cs="Malgun Gothic Semilight"/>
-          <w:b/>
           <w:noProof/>
           <w:sz w:val="24"/>
           <w:szCs w:val="24"/>
           <w:lang w:eastAsia="es-MX"/>
         </w:rPr>
         <w:drawing>
-          <wp:anchor distT="0" distB="0" distL="114300" distR="114300" simplePos="0" relativeHeight="251662336" behindDoc="0" locked="0" layoutInCell="1" allowOverlap="1" wp14:anchorId="50EB6090" wp14:editId="70E442FC">
+          <wp:anchor distT="0" distB="0" distL="114300" distR="114300" simplePos="0" relativeHeight="251662336" behindDoc="0" locked="0" layoutInCell="1" allowOverlap="1" wp14:anchorId="4B3F983F" wp14:editId="61C082F3">
             <wp:simplePos x="0" y="0"/>
             <wp:positionH relativeFrom="column">
-              <wp:posOffset>224790</wp:posOffset>
+              <wp:posOffset>329565</wp:posOffset>
             </wp:positionH>
             <wp:positionV relativeFrom="paragraph">
-              <wp:posOffset>635</wp:posOffset>
+              <wp:posOffset>399415</wp:posOffset>
             </wp:positionV>
-            <wp:extent cx="2305050" cy="5363210"/>
-            <wp:effectExtent l="0" t="0" r="0" b="8890"/>
+            <wp:extent cx="2305050" cy="4619625"/>
+            <wp:effectExtent l="0" t="0" r="0" b="9525"/>
             <wp:wrapTopAndBottom/>
             <wp:docPr id="5" name="Imagen 5"/>
             <wp:cNvGraphicFramePr>
@@ -1263,7 +1241,7 @@
                   <pic:spPr>
                     <a:xfrm>
                       <a:off x="0" y="0"/>
-                      <a:ext cx="2305050" cy="5363210"/>
+                      <a:ext cx="2305050" cy="4619625"/>
                     </a:xfrm>
                     <a:prstGeom prst="rect">
                       <a:avLst/>
@@ -1272,9 +1250,34 @@
                 </pic:pic>
               </a:graphicData>
             </a:graphic>
+            <wp14:sizeRelV relativeFrom="margin">
+              <wp14:pctHeight>0</wp14:pctHeight>
+            </wp14:sizeRelV>
           </wp:anchor>
         </w:drawing>
       </w:r>
+      <w:r>
+        <w:rPr>
+          <w:rFonts w:ascii="Malgun Gothic Semilight" w:eastAsia="Malgun Gothic Semilight" w:hAnsi="Malgun Gothic Semilight" w:cs="Malgun Gothic Semilight"/>
+          <w:b/>
+          <w:color w:val="FF0000"/>
+          <w:sz w:val="24"/>
+          <w:szCs w:val="24"/>
+        </w:rPr>
+        <w:t>INNER JOIN payment p ON c.customer_id = p.customer_id;</w:t>
+      </w:r>
+    </w:p>
+    <w:p>
+      <w:pPr>
+        <w:pStyle w:val="Prrafodelista"/>
+        <w:ind w:left="360"/>
+        <w:rPr>
+          <w:rFonts w:ascii="Malgun Gothic Semilight" w:eastAsia="Malgun Gothic Semilight" w:hAnsi="Malgun Gothic Semilight" w:cs="Malgun Gothic Semilight"/>
+          <w:b/>
+          <w:sz w:val="24"/>
+          <w:szCs w:val="24"/>
+        </w:rPr>
+      </w:pPr>
     </w:p>
     <w:p>
       <w:pPr>
@@ -1347,39 +1350,20 @@
         <w:rPr>
           <w:rFonts w:ascii="Malgun Gothic Semilight" w:eastAsia="Malgun Gothic Semilight" w:hAnsi="Malgun Gothic Semilight" w:cs="Malgun Gothic Semilight"/>
           <w:b/>
-          <w:color w:val="FF0000"/>
-          <w:sz w:val="24"/>
-          <w:szCs w:val="24"/>
-        </w:rPr>
-        <w:t xml:space="preserve">FROM customer                          </w:t>
-      </w:r>
-    </w:p>
-    <w:p>
-      <w:pPr>
-        <w:rPr>
-          <w:rFonts w:ascii="Malgun Gothic Semilight" w:eastAsia="Malgun Gothic Semilight" w:hAnsi="Malgun Gothic Semilight" w:cs="Malgun Gothic Semilight"/>
-          <w:b/>
-          <w:color w:val="FF0000"/>
-          <w:sz w:val="24"/>
-          <w:szCs w:val="24"/>
-        </w:rPr>
-      </w:pPr>
-      <w:r>
-        <w:rPr>
-          <w:rFonts w:ascii="Malgun Gothic Semilight" w:eastAsia="Malgun Gothic Semilight" w:hAnsi="Malgun Gothic Semilight" w:cs="Malgun Gothic Semilight"/>
-          <w:b/>
-          <w:color w:val="FF0000"/>
-          <w:sz w:val="24"/>
-          <w:szCs w:val="24"/>
+          <w:noProof/>
+          <w:color w:val="FF0000"/>
+          <w:sz w:val="24"/>
+          <w:szCs w:val="24"/>
+          <w:lang w:eastAsia="es-MX"/>
         </w:rPr>
         <w:drawing>
-          <wp:anchor distT="0" distB="0" distL="114300" distR="114300" simplePos="0" relativeHeight="251663360" behindDoc="0" locked="0" layoutInCell="1" allowOverlap="1" wp14:anchorId="68541196" wp14:editId="7C33A5F8">
+          <wp:anchor distT="0" distB="0" distL="114300" distR="114300" simplePos="0" relativeHeight="251663360" behindDoc="0" locked="0" layoutInCell="1" allowOverlap="1" wp14:anchorId="25AFCCCD" wp14:editId="64509522">
             <wp:simplePos x="0" y="0"/>
             <wp:positionH relativeFrom="column">
-              <wp:posOffset>2653665</wp:posOffset>
+              <wp:posOffset>1796415</wp:posOffset>
             </wp:positionH>
             <wp:positionV relativeFrom="paragraph">
-              <wp:posOffset>-478790</wp:posOffset>
+              <wp:posOffset>116840</wp:posOffset>
             </wp:positionV>
             <wp:extent cx="3772426" cy="771633"/>
             <wp:effectExtent l="0" t="0" r="0" b="9525"/>
@@ -1430,6 +1414,27 @@
           <w:sz w:val="24"/>
           <w:szCs w:val="24"/>
         </w:rPr>
+        <w:t xml:space="preserve">FROM customer                          </w:t>
+      </w:r>
+    </w:p>
+    <w:p>
+      <w:pPr>
+        <w:rPr>
+          <w:rFonts w:ascii="Malgun Gothic Semilight" w:eastAsia="Malgun Gothic Semilight" w:hAnsi="Malgun Gothic Semilight" w:cs="Malgun Gothic Semilight"/>
+          <w:b/>
+          <w:color w:val="FF0000"/>
+          <w:sz w:val="24"/>
+          <w:szCs w:val="24"/>
+        </w:rPr>
+      </w:pPr>
+      <w:r>
+        <w:rPr>
+          <w:rFonts w:ascii="Malgun Gothic Semilight" w:eastAsia="Malgun Gothic Semilight" w:hAnsi="Malgun Gothic Semilight" w:cs="Malgun Gothic Semilight"/>
+          <w:b/>
+          <w:color w:val="FF0000"/>
+          <w:sz w:val="24"/>
+          <w:szCs w:val="24"/>
+        </w:rPr>
         <w:t>GROUP BY store_id;</w:t>
       </w:r>
     </w:p>
@@ -1452,22 +1457,24 @@
         <w:rPr>
           <w:rFonts w:ascii="Malgun Gothic Semilight" w:eastAsia="Malgun Gothic Semilight" w:hAnsi="Malgun Gothic Semilight" w:cs="Malgun Gothic Semilight"/>
           <w:b/>
-          <w:color w:val="FF0000"/>
-          <w:sz w:val="24"/>
-          <w:szCs w:val="24"/>
+          <w:noProof/>
+          <w:color w:val="FF0000"/>
+          <w:sz w:val="24"/>
+          <w:szCs w:val="24"/>
+          <w:lang w:eastAsia="es-MX"/>
         </w:rPr>
         <w:lastRenderedPageBreak/>
         <w:drawing>
-          <wp:anchor distT="0" distB="0" distL="114300" distR="114300" simplePos="0" relativeHeight="251664384" behindDoc="0" locked="0" layoutInCell="1" allowOverlap="1" wp14:anchorId="5BDDA702" wp14:editId="615CD2C3">
+          <wp:anchor distT="0" distB="0" distL="114300" distR="114300" simplePos="0" relativeHeight="251664384" behindDoc="0" locked="0" layoutInCell="1" allowOverlap="1" wp14:anchorId="11854547" wp14:editId="40BF692B">
             <wp:simplePos x="0" y="0"/>
             <wp:positionH relativeFrom="column">
-              <wp:posOffset>3891915</wp:posOffset>
+              <wp:posOffset>3644265</wp:posOffset>
             </wp:positionH>
             <wp:positionV relativeFrom="paragraph">
-              <wp:posOffset>109855</wp:posOffset>
+              <wp:posOffset>14605</wp:posOffset>
             </wp:positionV>
-            <wp:extent cx="2791215" cy="5420481"/>
-            <wp:effectExtent l="0" t="0" r="9525" b="0"/>
+            <wp:extent cx="2800350" cy="4743450"/>
+            <wp:effectExtent l="0" t="0" r="0" b="0"/>
             <wp:wrapSquare wrapText="bothSides"/>
             <wp:docPr id="8" name="Imagen 8"/>
             <wp:cNvGraphicFramePr>
@@ -1495,7 +1502,427 @@
                   <pic:spPr>
                     <a:xfrm>
                       <a:off x="0" y="0"/>
-                      <a:ext cx="2791215" cy="5420481"/>
+                      <a:ext cx="2800350" cy="4743450"/>
+                    </a:xfrm>
+                    <a:prstGeom prst="rect">
+                      <a:avLst/>
+                    </a:prstGeom>
+                  </pic:spPr>
+                </pic:pic>
+              </a:graphicData>
+            </a:graphic>
+            <wp14:sizeRelH relativeFrom="margin">
+              <wp14:pctWidth>0</wp14:pctWidth>
+            </wp14:sizeRelH>
+            <wp14:sizeRelV relativeFrom="margin">
+              <wp14:pctHeight>0</wp14:pctHeight>
+            </wp14:sizeRelV>
+          </wp:anchor>
+        </w:drawing>
+      </w:r>
+      <w:r>
+        <w:rPr>
+          <w:rFonts w:ascii="Malgun Gothic Semilight" w:eastAsia="Malgun Gothic Semilight" w:hAnsi="Malgun Gothic Semilight" w:cs="Malgun Gothic Semilight"/>
+          <w:b/>
+          <w:sz w:val="24"/>
+          <w:szCs w:val="24"/>
+          <w:highlight w:val="yellow"/>
+        </w:rPr>
+        <w:t xml:space="preserve">Contar cuantos actores hay en cada </w:t>
+      </w:r>
+      <w:r>
+        <w:rPr>
+          <w:rFonts w:ascii="Malgun Gothic Semilight" w:eastAsia="Malgun Gothic Semilight" w:hAnsi="Malgun Gothic Semilight" w:cs="Malgun Gothic Semilight"/>
+          <w:b/>
+          <w:sz w:val="24"/>
+          <w:szCs w:val="24"/>
+          <w:highlight w:val="yellow"/>
+        </w:rPr>
+        <w:t>película.</w:t>
+      </w:r>
+    </w:p>
+    <w:p>
+      <w:pPr>
+        <w:pStyle w:val="Prrafodelista"/>
+        <w:ind w:left="360"/>
+        <w:rPr>
+          <w:rFonts w:ascii="Malgun Gothic Semilight" w:eastAsia="Malgun Gothic Semilight" w:hAnsi="Malgun Gothic Semilight" w:cs="Malgun Gothic Semilight"/>
+          <w:b/>
+          <w:color w:val="FF0000"/>
+          <w:sz w:val="24"/>
+          <w:szCs w:val="24"/>
+        </w:rPr>
+      </w:pPr>
+      <w:r>
+        <w:rPr>
+          <w:rFonts w:ascii="Malgun Gothic Semilight" w:eastAsia="Malgun Gothic Semilight" w:hAnsi="Malgun Gothic Semilight" w:cs="Malgun Gothic Semilight"/>
+          <w:b/>
+          <w:color w:val="FF0000"/>
+          <w:sz w:val="24"/>
+          <w:szCs w:val="24"/>
+        </w:rPr>
+        <w:t>S</w:t>
+      </w:r>
+      <w:r>
+        <w:rPr>
+          <w:rFonts w:ascii="Malgun Gothic Semilight" w:eastAsia="Malgun Gothic Semilight" w:hAnsi="Malgun Gothic Semilight" w:cs="Malgun Gothic Semilight"/>
+          <w:b/>
+          <w:color w:val="FF0000"/>
+          <w:sz w:val="24"/>
+          <w:szCs w:val="24"/>
+        </w:rPr>
+        <w:t xml:space="preserve">ELECT </w:t>
+      </w:r>
+      <w:r>
+        <w:rPr>
+          <w:rFonts w:ascii="Malgun Gothic Semilight" w:eastAsia="Malgun Gothic Semilight" w:hAnsi="Malgun Gothic Semilight" w:cs="Malgun Gothic Semilight"/>
+          <w:b/>
+          <w:color w:val="FF0000"/>
+          <w:sz w:val="24"/>
+          <w:szCs w:val="24"/>
+        </w:rPr>
+        <w:t>f.title AS película, count(fa.actor_id) AS total_actores</w:t>
+      </w:r>
+    </w:p>
+    <w:p>
+      <w:pPr>
+        <w:pStyle w:val="Prrafodelista"/>
+        <w:ind w:left="360"/>
+        <w:rPr>
+          <w:rFonts w:ascii="Malgun Gothic Semilight" w:eastAsia="Malgun Gothic Semilight" w:hAnsi="Malgun Gothic Semilight" w:cs="Malgun Gothic Semilight"/>
+          <w:b/>
+          <w:color w:val="FF0000"/>
+          <w:sz w:val="24"/>
+          <w:szCs w:val="24"/>
+        </w:rPr>
+      </w:pPr>
+      <w:r>
+        <w:rPr>
+          <w:rFonts w:ascii="Malgun Gothic Semilight" w:eastAsia="Malgun Gothic Semilight" w:hAnsi="Malgun Gothic Semilight" w:cs="Malgun Gothic Semilight"/>
+          <w:b/>
+          <w:color w:val="FF0000"/>
+          <w:sz w:val="24"/>
+          <w:szCs w:val="24"/>
+        </w:rPr>
+        <w:t>FROM film f</w:t>
+      </w:r>
+    </w:p>
+    <w:p>
+      <w:pPr>
+        <w:pStyle w:val="Prrafodelista"/>
+        <w:ind w:left="360"/>
+        <w:rPr>
+          <w:rFonts w:ascii="Malgun Gothic Semilight" w:eastAsia="Malgun Gothic Semilight" w:hAnsi="Malgun Gothic Semilight" w:cs="Malgun Gothic Semilight"/>
+          <w:b/>
+          <w:color w:val="FF0000"/>
+          <w:sz w:val="24"/>
+          <w:szCs w:val="24"/>
+        </w:rPr>
+      </w:pPr>
+      <w:r>
+        <w:rPr>
+          <w:rFonts w:ascii="Malgun Gothic Semilight" w:eastAsia="Malgun Gothic Semilight" w:hAnsi="Malgun Gothic Semilight" w:cs="Malgun Gothic Semilight"/>
+          <w:b/>
+          <w:color w:val="FF0000"/>
+          <w:sz w:val="24"/>
+          <w:szCs w:val="24"/>
+        </w:rPr>
+        <w:t>INNER JOIN film_actor fa ON f.film</w:t>
+      </w:r>
+      <w:r>
+        <w:rPr>
+          <w:rFonts w:ascii="Malgun Gothic Semilight" w:eastAsia="Malgun Gothic Semilight" w:hAnsi="Malgun Gothic Semilight" w:cs="Malgun Gothic Semilight"/>
+          <w:b/>
+          <w:color w:val="FF0000"/>
+          <w:sz w:val="24"/>
+          <w:szCs w:val="24"/>
+        </w:rPr>
+        <w:t xml:space="preserve">_id = fa.film_id </w:t>
+      </w:r>
+    </w:p>
+    <w:p>
+      <w:pPr>
+        <w:pStyle w:val="Prrafodelista"/>
+        <w:ind w:left="360"/>
+        <w:rPr>
+          <w:rFonts w:ascii="Malgun Gothic Semilight" w:eastAsia="Malgun Gothic Semilight" w:hAnsi="Malgun Gothic Semilight" w:cs="Malgun Gothic Semilight"/>
+          <w:b/>
+          <w:color w:val="FF0000"/>
+          <w:sz w:val="24"/>
+          <w:szCs w:val="24"/>
+        </w:rPr>
+      </w:pPr>
+      <w:r>
+        <w:rPr>
+          <w:rFonts w:ascii="Malgun Gothic Semilight" w:eastAsia="Malgun Gothic Semilight" w:hAnsi="Malgun Gothic Semilight" w:cs="Malgun Gothic Semilight"/>
+          <w:b/>
+          <w:color w:val="FF0000"/>
+          <w:sz w:val="24"/>
+          <w:szCs w:val="24"/>
+        </w:rPr>
+        <w:t>GROUP BY f.title;</w:t>
+      </w:r>
+    </w:p>
+    <w:p>
+      <w:pPr>
+        <w:pStyle w:val="Prrafodelista"/>
+        <w:ind w:left="360"/>
+        <w:rPr>
+          <w:rFonts w:ascii="Malgun Gothic Semilight" w:eastAsia="Malgun Gothic Semilight" w:hAnsi="Malgun Gothic Semilight" w:cs="Malgun Gothic Semilight"/>
+          <w:b/>
+          <w:color w:val="FF0000"/>
+          <w:sz w:val="24"/>
+          <w:szCs w:val="24"/>
+        </w:rPr>
+      </w:pPr>
+    </w:p>
+    <w:p>
+      <w:pPr>
+        <w:pStyle w:val="Prrafodelista"/>
+        <w:ind w:left="360"/>
+        <w:rPr>
+          <w:rFonts w:ascii="Malgun Gothic Semilight" w:eastAsia="Malgun Gothic Semilight" w:hAnsi="Malgun Gothic Semilight" w:cs="Malgun Gothic Semilight"/>
+          <w:b/>
+          <w:sz w:val="24"/>
+          <w:szCs w:val="24"/>
+          <w:highlight w:val="yellow"/>
+        </w:rPr>
+      </w:pPr>
+    </w:p>
+    <w:p>
+      <w:pPr>
+        <w:pStyle w:val="Prrafodelista"/>
+        <w:ind w:left="360"/>
+        <w:rPr>
+          <w:rFonts w:ascii="Malgun Gothic Semilight" w:eastAsia="Malgun Gothic Semilight" w:hAnsi="Malgun Gothic Semilight" w:cs="Malgun Gothic Semilight"/>
+          <w:b/>
+          <w:sz w:val="24"/>
+          <w:szCs w:val="24"/>
+          <w:highlight w:val="yellow"/>
+        </w:rPr>
+      </w:pPr>
+    </w:p>
+    <w:p>
+      <w:pPr>
+        <w:pStyle w:val="Prrafodelista"/>
+        <w:ind w:left="360"/>
+        <w:rPr>
+          <w:rFonts w:ascii="Malgun Gothic Semilight" w:eastAsia="Malgun Gothic Semilight" w:hAnsi="Malgun Gothic Semilight" w:cs="Malgun Gothic Semilight"/>
+          <w:b/>
+          <w:sz w:val="24"/>
+          <w:szCs w:val="24"/>
+          <w:highlight w:val="yellow"/>
+        </w:rPr>
+      </w:pPr>
+    </w:p>
+    <w:p>
+      <w:pPr>
+        <w:pStyle w:val="Prrafodelista"/>
+        <w:ind w:left="360"/>
+        <w:rPr>
+          <w:rFonts w:ascii="Malgun Gothic Semilight" w:eastAsia="Malgun Gothic Semilight" w:hAnsi="Malgun Gothic Semilight" w:cs="Malgun Gothic Semilight"/>
+          <w:b/>
+          <w:sz w:val="24"/>
+          <w:szCs w:val="24"/>
+          <w:highlight w:val="yellow"/>
+        </w:rPr>
+      </w:pPr>
+    </w:p>
+    <w:p>
+      <w:pPr>
+        <w:pStyle w:val="Prrafodelista"/>
+        <w:ind w:left="360"/>
+        <w:rPr>
+          <w:rFonts w:ascii="Malgun Gothic Semilight" w:eastAsia="Malgun Gothic Semilight" w:hAnsi="Malgun Gothic Semilight" w:cs="Malgun Gothic Semilight"/>
+          <w:b/>
+          <w:sz w:val="24"/>
+          <w:szCs w:val="24"/>
+          <w:highlight w:val="yellow"/>
+        </w:rPr>
+      </w:pPr>
+    </w:p>
+    <w:p>
+      <w:pPr>
+        <w:pStyle w:val="Prrafodelista"/>
+        <w:ind w:left="360"/>
+        <w:rPr>
+          <w:rFonts w:ascii="Malgun Gothic Semilight" w:eastAsia="Malgun Gothic Semilight" w:hAnsi="Malgun Gothic Semilight" w:cs="Malgun Gothic Semilight"/>
+          <w:b/>
+          <w:sz w:val="24"/>
+          <w:szCs w:val="24"/>
+          <w:highlight w:val="yellow"/>
+        </w:rPr>
+      </w:pPr>
+    </w:p>
+    <w:p>
+      <w:pPr>
+        <w:rPr>
+          <w:rFonts w:ascii="Malgun Gothic Semilight" w:eastAsia="Malgun Gothic Semilight" w:hAnsi="Malgun Gothic Semilight" w:cs="Malgun Gothic Semilight"/>
+          <w:b/>
+          <w:sz w:val="24"/>
+          <w:szCs w:val="24"/>
+          <w:highlight w:val="yellow"/>
+        </w:rPr>
+      </w:pPr>
+    </w:p>
+    <w:p>
+      <w:pPr>
+        <w:pStyle w:val="Prrafodelista"/>
+        <w:ind w:left="360"/>
+        <w:rPr>
+          <w:rFonts w:ascii="Malgun Gothic Semilight" w:eastAsia="Malgun Gothic Semilight" w:hAnsi="Malgun Gothic Semilight" w:cs="Malgun Gothic Semilight"/>
+          <w:b/>
+          <w:sz w:val="24"/>
+          <w:szCs w:val="24"/>
+          <w:highlight w:val="yellow"/>
+        </w:rPr>
+      </w:pPr>
+    </w:p>
+    <w:p>
+      <w:pPr>
+        <w:rPr>
+          <w:rFonts w:ascii="Malgun Gothic Semilight" w:eastAsia="Malgun Gothic Semilight" w:hAnsi="Malgun Gothic Semilight" w:cs="Malgun Gothic Semilight"/>
+          <w:b/>
+          <w:sz w:val="24"/>
+          <w:szCs w:val="24"/>
+          <w:highlight w:val="yellow"/>
+        </w:rPr>
+      </w:pPr>
+    </w:p>
+    <w:p>
+      <w:pPr>
+        <w:pStyle w:val="Prrafodelista"/>
+        <w:numPr>
+          <w:ilvl w:val="0"/>
+          <w:numId w:val="1"/>
+        </w:numPr>
+        <w:rPr>
+          <w:rFonts w:ascii="Malgun Gothic Semilight" w:eastAsia="Malgun Gothic Semilight" w:hAnsi="Malgun Gothic Semilight" w:cs="Malgun Gothic Semilight"/>
+          <w:b/>
+          <w:sz w:val="24"/>
+          <w:szCs w:val="24"/>
+          <w:highlight w:val="yellow"/>
+        </w:rPr>
+      </w:pPr>
+      <w:r>
+        <w:rPr>
+          <w:rFonts w:ascii="Malgun Gothic Semilight" w:eastAsia="Malgun Gothic Semilight" w:hAnsi="Malgun Gothic Semilight" w:cs="Malgun Gothic Semilight"/>
+          <w:b/>
+          <w:sz w:val="24"/>
+          <w:szCs w:val="24"/>
+          <w:highlight w:val="yellow"/>
+        </w:rPr>
+        <w:t>Mostrar las 5 películas más rentadas</w:t>
+      </w:r>
+      <w:r>
+        <w:rPr>
+          <w:rFonts w:ascii="Malgun Gothic Semilight" w:eastAsia="Malgun Gothic Semilight" w:hAnsi="Malgun Gothic Semilight" w:cs="Malgun Gothic Semilight"/>
+          <w:b/>
+          <w:sz w:val="24"/>
+          <w:szCs w:val="24"/>
+          <w:highlight w:val="yellow"/>
+        </w:rPr>
+        <w:t>.</w:t>
+      </w:r>
+    </w:p>
+    <w:p>
+      <w:pPr>
+        <w:rPr>
+          <w:rFonts w:ascii="Malgun Gothic Semilight" w:eastAsia="Malgun Gothic Semilight" w:hAnsi="Malgun Gothic Semilight" w:cs="Malgun Gothic Semilight"/>
+          <w:b/>
+          <w:color w:val="FF0000"/>
+          <w:sz w:val="24"/>
+          <w:szCs w:val="24"/>
+        </w:rPr>
+      </w:pPr>
+      <w:r>
+        <w:rPr>
+          <w:rFonts w:ascii="Malgun Gothic Semilight" w:eastAsia="Malgun Gothic Semilight" w:hAnsi="Malgun Gothic Semilight" w:cs="Malgun Gothic Semilight"/>
+          <w:b/>
+          <w:color w:val="FF0000"/>
+          <w:sz w:val="24"/>
+          <w:szCs w:val="24"/>
+        </w:rPr>
+        <w:t>SELECT f.title AS película, count(r.rental_id) AS total_rentas</w:t>
+      </w:r>
+    </w:p>
+    <w:p>
+      <w:pPr>
+        <w:rPr>
+          <w:rFonts w:ascii="Malgun Gothic Semilight" w:eastAsia="Malgun Gothic Semilight" w:hAnsi="Malgun Gothic Semilight" w:cs="Malgun Gothic Semilight"/>
+          <w:b/>
+          <w:color w:val="FF0000"/>
+          <w:sz w:val="24"/>
+          <w:szCs w:val="24"/>
+        </w:rPr>
+      </w:pPr>
+      <w:r>
+        <w:rPr>
+          <w:rFonts w:ascii="Malgun Gothic Semilight" w:eastAsia="Malgun Gothic Semilight" w:hAnsi="Malgun Gothic Semilight" w:cs="Malgun Gothic Semilight"/>
+          <w:b/>
+          <w:color w:val="FF0000"/>
+          <w:sz w:val="24"/>
+          <w:szCs w:val="24"/>
+        </w:rPr>
+        <w:t>FROM film f</w:t>
+      </w:r>
+    </w:p>
+    <w:p>
+      <w:pPr>
+        <w:rPr>
+          <w:rFonts w:ascii="Malgun Gothic Semilight" w:eastAsia="Malgun Gothic Semilight" w:hAnsi="Malgun Gothic Semilight" w:cs="Malgun Gothic Semilight"/>
+          <w:b/>
+          <w:color w:val="FF0000"/>
+          <w:sz w:val="24"/>
+          <w:szCs w:val="24"/>
+        </w:rPr>
+      </w:pPr>
+      <w:r>
+        <w:rPr>
+          <w:rFonts w:ascii="Malgun Gothic Semilight" w:eastAsia="Malgun Gothic Semilight" w:hAnsi="Malgun Gothic Semilight" w:cs="Malgun Gothic Semilight"/>
+          <w:b/>
+          <w:sz w:val="24"/>
+          <w:szCs w:val="24"/>
+        </w:rPr>
+        <w:drawing>
+          <wp:anchor distT="0" distB="0" distL="114300" distR="114300" simplePos="0" relativeHeight="251665408" behindDoc="0" locked="0" layoutInCell="1" allowOverlap="1" wp14:anchorId="6ED30765" wp14:editId="30CF8E46">
+            <wp:simplePos x="0" y="0"/>
+            <wp:positionH relativeFrom="column">
+              <wp:posOffset>3244215</wp:posOffset>
+            </wp:positionH>
+            <wp:positionV relativeFrom="paragraph">
+              <wp:posOffset>5080</wp:posOffset>
+            </wp:positionV>
+            <wp:extent cx="2800350" cy="1238250"/>
+            <wp:effectExtent l="0" t="0" r="0" b="0"/>
+            <wp:wrapSquare wrapText="bothSides"/>
+            <wp:docPr id="6" name="Imagen 6"/>
+            <wp:cNvGraphicFramePr>
+              <a:graphicFrameLocks xmlns:a="http://schemas.openxmlformats.org/drawingml/2006/main" noChangeAspect="1"/>
+            </wp:cNvGraphicFramePr>
+            <a:graphic xmlns:a="http://schemas.openxmlformats.org/drawingml/2006/main">
+              <a:graphicData uri="http://schemas.openxmlformats.org/drawingml/2006/picture">
+                <pic:pic xmlns:pic="http://schemas.openxmlformats.org/drawingml/2006/picture">
+                  <pic:nvPicPr>
+                    <pic:cNvPr id="1" name=""/>
+                    <pic:cNvPicPr/>
+                  </pic:nvPicPr>
+                  <pic:blipFill>
+                    <a:blip r:embed="rId14">
+                      <a:extLst>
+                        <a:ext uri="{28A0092B-C50C-407E-A947-70E740481C1C}">
+                          <a14:useLocalDpi xmlns:a14="http://schemas.microsoft.com/office/drawing/2010/main" val="0"/>
+                        </a:ext>
+                      </a:extLst>
+                    </a:blip>
+                    <a:stretch>
+                      <a:fillRect/>
+                    </a:stretch>
+                  </pic:blipFill>
+                  <pic:spPr>
+                    <a:xfrm>
+                      <a:off x="0" y="0"/>
+                      <a:ext cx="2800350" cy="1238250"/>
                     </a:xfrm>
                     <a:prstGeom prst="rect">
                       <a:avLst/>
@@ -1511,250 +1938,107 @@
         <w:rPr>
           <w:rFonts w:ascii="Malgun Gothic Semilight" w:eastAsia="Malgun Gothic Semilight" w:hAnsi="Malgun Gothic Semilight" w:cs="Malgun Gothic Semilight"/>
           <w:b/>
-          <w:sz w:val="24"/>
-          <w:szCs w:val="24"/>
-          <w:highlight w:val="yellow"/>
-        </w:rPr>
-        <w:t xml:space="preserve">Contar cuantos actores hay en cada </w:t>
-      </w:r>
-      <w:r>
-        <w:rPr>
-          <w:rFonts w:ascii="Malgun Gothic Semilight" w:eastAsia="Malgun Gothic Semilight" w:hAnsi="Malgun Gothic Semilight" w:cs="Malgun Gothic Semilight"/>
-          <w:b/>
-          <w:sz w:val="24"/>
-          <w:szCs w:val="24"/>
-          <w:highlight w:val="yellow"/>
-        </w:rPr>
-        <w:t>película.</w:t>
-      </w:r>
-    </w:p>
-    <w:p>
-      <w:pPr>
-        <w:pStyle w:val="Prrafodelista"/>
-        <w:ind w:left="360"/>
-        <w:rPr>
-          <w:rFonts w:ascii="Malgun Gothic Semilight" w:eastAsia="Malgun Gothic Semilight" w:hAnsi="Malgun Gothic Semilight" w:cs="Malgun Gothic Semilight"/>
-          <w:b/>
-          <w:color w:val="FF0000"/>
-          <w:sz w:val="24"/>
-          <w:szCs w:val="24"/>
-        </w:rPr>
-      </w:pPr>
-      <w:r>
-        <w:rPr>
-          <w:rFonts w:ascii="Malgun Gothic Semilight" w:eastAsia="Malgun Gothic Semilight" w:hAnsi="Malgun Gothic Semilight" w:cs="Malgun Gothic Semilight"/>
-          <w:b/>
-          <w:color w:val="FF0000"/>
-          <w:sz w:val="24"/>
-          <w:szCs w:val="24"/>
-        </w:rPr>
-        <w:t>S</w:t>
-      </w:r>
-      <w:r>
-        <w:rPr>
-          <w:rFonts w:ascii="Malgun Gothic Semilight" w:eastAsia="Malgun Gothic Semilight" w:hAnsi="Malgun Gothic Semilight" w:cs="Malgun Gothic Semilight"/>
-          <w:b/>
-          <w:color w:val="FF0000"/>
-          <w:sz w:val="24"/>
-          <w:szCs w:val="24"/>
-        </w:rPr>
-        <w:t xml:space="preserve">ELECT </w:t>
-      </w:r>
-      <w:r>
-        <w:rPr>
-          <w:rFonts w:ascii="Malgun Gothic Semilight" w:eastAsia="Malgun Gothic Semilight" w:hAnsi="Malgun Gothic Semilight" w:cs="Malgun Gothic Semilight"/>
-          <w:b/>
-          <w:color w:val="FF0000"/>
-          <w:sz w:val="24"/>
-          <w:szCs w:val="24"/>
-        </w:rPr>
-        <w:t>f.title AS película, count(fa.actor_id) AS total_actores</w:t>
-      </w:r>
-    </w:p>
-    <w:p>
-      <w:pPr>
-        <w:pStyle w:val="Prrafodelista"/>
-        <w:ind w:left="360"/>
-        <w:rPr>
-          <w:rFonts w:ascii="Malgun Gothic Semilight" w:eastAsia="Malgun Gothic Semilight" w:hAnsi="Malgun Gothic Semilight" w:cs="Malgun Gothic Semilight"/>
-          <w:b/>
-          <w:color w:val="FF0000"/>
-          <w:sz w:val="24"/>
-          <w:szCs w:val="24"/>
-        </w:rPr>
-      </w:pPr>
-      <w:r>
-        <w:rPr>
-          <w:rFonts w:ascii="Malgun Gothic Semilight" w:eastAsia="Malgun Gothic Semilight" w:hAnsi="Malgun Gothic Semilight" w:cs="Malgun Gothic Semilight"/>
-          <w:b/>
-          <w:color w:val="FF0000"/>
-          <w:sz w:val="24"/>
-          <w:szCs w:val="24"/>
-        </w:rPr>
-        <w:t>FROM film f</w:t>
-      </w:r>
-    </w:p>
-    <w:p>
-      <w:pPr>
-        <w:pStyle w:val="Prrafodelista"/>
-        <w:ind w:left="360"/>
-        <w:rPr>
-          <w:rFonts w:ascii="Malgun Gothic Semilight" w:eastAsia="Malgun Gothic Semilight" w:hAnsi="Malgun Gothic Semilight" w:cs="Malgun Gothic Semilight"/>
-          <w:b/>
-          <w:color w:val="FF0000"/>
-          <w:sz w:val="24"/>
-          <w:szCs w:val="24"/>
-        </w:rPr>
-      </w:pPr>
-      <w:r>
-        <w:rPr>
-          <w:rFonts w:ascii="Malgun Gothic Semilight" w:eastAsia="Malgun Gothic Semilight" w:hAnsi="Malgun Gothic Semilight" w:cs="Malgun Gothic Semilight"/>
-          <w:b/>
-          <w:color w:val="FF0000"/>
-          <w:sz w:val="24"/>
-          <w:szCs w:val="24"/>
-        </w:rPr>
-        <w:t>INNER JOIN film_actor fa ON f.film</w:t>
-      </w:r>
-      <w:r>
-        <w:rPr>
-          <w:rFonts w:ascii="Malgun Gothic Semilight" w:eastAsia="Malgun Gothic Semilight" w:hAnsi="Malgun Gothic Semilight" w:cs="Malgun Gothic Semilight"/>
-          <w:b/>
-          <w:color w:val="FF0000"/>
-          <w:sz w:val="24"/>
-          <w:szCs w:val="24"/>
-        </w:rPr>
-        <w:t xml:space="preserve">_id = fa.film_id </w:t>
-      </w:r>
-    </w:p>
-    <w:p>
-      <w:pPr>
-        <w:pStyle w:val="Prrafodelista"/>
-        <w:ind w:left="360"/>
-        <w:rPr>
-          <w:rFonts w:ascii="Malgun Gothic Semilight" w:eastAsia="Malgun Gothic Semilight" w:hAnsi="Malgun Gothic Semilight" w:cs="Malgun Gothic Semilight"/>
-          <w:b/>
-          <w:color w:val="FF0000"/>
-          <w:sz w:val="24"/>
-          <w:szCs w:val="24"/>
-        </w:rPr>
-      </w:pPr>
-      <w:r>
-        <w:rPr>
-          <w:rFonts w:ascii="Malgun Gothic Semilight" w:eastAsia="Malgun Gothic Semilight" w:hAnsi="Malgun Gothic Semilight" w:cs="Malgun Gothic Semilight"/>
-          <w:b/>
-          <w:color w:val="FF0000"/>
-          <w:sz w:val="24"/>
-          <w:szCs w:val="24"/>
-        </w:rPr>
-        <w:t>GROUP BY f.title;</w:t>
-      </w:r>
-    </w:p>
-    <w:p>
-      <w:pPr>
-        <w:pStyle w:val="Prrafodelista"/>
-        <w:ind w:left="360"/>
-        <w:rPr>
-          <w:rFonts w:ascii="Malgun Gothic Semilight" w:eastAsia="Malgun Gothic Semilight" w:hAnsi="Malgun Gothic Semilight" w:cs="Malgun Gothic Semilight"/>
-          <w:b/>
-          <w:color w:val="FF0000"/>
-          <w:sz w:val="24"/>
-          <w:szCs w:val="24"/>
-        </w:rPr>
-      </w:pPr>
-    </w:p>
-    <w:p>
-      <w:pPr>
-        <w:pStyle w:val="Prrafodelista"/>
-        <w:ind w:left="360"/>
-        <w:rPr>
-          <w:rFonts w:ascii="Malgun Gothic Semilight" w:eastAsia="Malgun Gothic Semilight" w:hAnsi="Malgun Gothic Semilight" w:cs="Malgun Gothic Semilight"/>
-          <w:b/>
-          <w:sz w:val="24"/>
-          <w:szCs w:val="24"/>
-          <w:highlight w:val="yellow"/>
-        </w:rPr>
-      </w:pPr>
-      <w:bookmarkStart w:id="0" w:name="_GoBack"/>
-      <w:bookmarkEnd w:id="0"/>
-    </w:p>
-    <w:p>
-      <w:pPr>
-        <w:pStyle w:val="Prrafodelista"/>
-        <w:ind w:left="360"/>
-        <w:rPr>
-          <w:rFonts w:ascii="Malgun Gothic Semilight" w:eastAsia="Malgun Gothic Semilight" w:hAnsi="Malgun Gothic Semilight" w:cs="Malgun Gothic Semilight"/>
-          <w:b/>
-          <w:sz w:val="24"/>
-          <w:szCs w:val="24"/>
-          <w:highlight w:val="yellow"/>
-        </w:rPr>
-      </w:pPr>
-    </w:p>
-    <w:p>
-      <w:pPr>
-        <w:pStyle w:val="Prrafodelista"/>
-        <w:ind w:left="360"/>
-        <w:rPr>
-          <w:rFonts w:ascii="Malgun Gothic Semilight" w:eastAsia="Malgun Gothic Semilight" w:hAnsi="Malgun Gothic Semilight" w:cs="Malgun Gothic Semilight"/>
-          <w:b/>
-          <w:sz w:val="24"/>
-          <w:szCs w:val="24"/>
-          <w:highlight w:val="yellow"/>
-        </w:rPr>
-      </w:pPr>
-    </w:p>
-    <w:p>
-      <w:pPr>
-        <w:pStyle w:val="Prrafodelista"/>
-        <w:ind w:left="360"/>
-        <w:rPr>
-          <w:rFonts w:ascii="Malgun Gothic Semilight" w:eastAsia="Malgun Gothic Semilight" w:hAnsi="Malgun Gothic Semilight" w:cs="Malgun Gothic Semilight"/>
-          <w:b/>
-          <w:sz w:val="24"/>
-          <w:szCs w:val="24"/>
-          <w:highlight w:val="yellow"/>
-        </w:rPr>
-      </w:pPr>
-    </w:p>
-    <w:p>
-      <w:pPr>
-        <w:pStyle w:val="Prrafodelista"/>
-        <w:ind w:left="360"/>
-        <w:rPr>
-          <w:rFonts w:ascii="Malgun Gothic Semilight" w:eastAsia="Malgun Gothic Semilight" w:hAnsi="Malgun Gothic Semilight" w:cs="Malgun Gothic Semilight"/>
-          <w:b/>
-          <w:sz w:val="24"/>
-          <w:szCs w:val="24"/>
-          <w:highlight w:val="yellow"/>
-        </w:rPr>
-      </w:pPr>
-    </w:p>
-    <w:p>
-      <w:pPr>
-        <w:pStyle w:val="Prrafodelista"/>
-        <w:ind w:left="360"/>
-        <w:rPr>
-          <w:rFonts w:ascii="Malgun Gothic Semilight" w:eastAsia="Malgun Gothic Semilight" w:hAnsi="Malgun Gothic Semilight" w:cs="Malgun Gothic Semilight"/>
-          <w:b/>
-          <w:sz w:val="24"/>
-          <w:szCs w:val="24"/>
-          <w:highlight w:val="yellow"/>
-        </w:rPr>
-      </w:pPr>
-    </w:p>
-    <w:p>
-      <w:pPr>
-        <w:pStyle w:val="Prrafodelista"/>
-        <w:ind w:left="360"/>
-        <w:rPr>
-          <w:rFonts w:ascii="Malgun Gothic Semilight" w:eastAsia="Malgun Gothic Semilight" w:hAnsi="Malgun Gothic Semilight" w:cs="Malgun Gothic Semilight"/>
-          <w:b/>
-          <w:sz w:val="24"/>
-          <w:szCs w:val="24"/>
-          <w:highlight w:val="yellow"/>
-        </w:rPr>
-      </w:pPr>
+          <w:color w:val="FF0000"/>
+          <w:sz w:val="24"/>
+          <w:szCs w:val="24"/>
+        </w:rPr>
+        <w:t>INNER JOIN inventory i on f.film_id = i.film_id</w:t>
+      </w:r>
+    </w:p>
+    <w:p>
+      <w:pPr>
+        <w:rPr>
+          <w:rFonts w:ascii="Malgun Gothic Semilight" w:eastAsia="Malgun Gothic Semilight" w:hAnsi="Malgun Gothic Semilight" w:cs="Malgun Gothic Semilight"/>
+          <w:b/>
+          <w:color w:val="FF0000"/>
+          <w:sz w:val="24"/>
+          <w:szCs w:val="24"/>
+        </w:rPr>
+      </w:pPr>
+      <w:r>
+        <w:rPr>
+          <w:rFonts w:ascii="Malgun Gothic Semilight" w:eastAsia="Malgun Gothic Semilight" w:hAnsi="Malgun Gothic Semilight" w:cs="Malgun Gothic Semilight"/>
+          <w:b/>
+          <w:color w:val="FF0000"/>
+          <w:sz w:val="24"/>
+          <w:szCs w:val="24"/>
+        </w:rPr>
+        <w:t>INNER JOIN rental r ON i.inventory_id = r.inventory_id</w:t>
+      </w:r>
+    </w:p>
+    <w:p>
+      <w:pPr>
+        <w:rPr>
+          <w:rFonts w:ascii="Malgun Gothic Semilight" w:eastAsia="Malgun Gothic Semilight" w:hAnsi="Malgun Gothic Semilight" w:cs="Malgun Gothic Semilight"/>
+          <w:b/>
+          <w:color w:val="FF0000"/>
+          <w:sz w:val="24"/>
+          <w:szCs w:val="24"/>
+        </w:rPr>
+      </w:pPr>
+      <w:r>
+        <w:rPr>
+          <w:rFonts w:ascii="Malgun Gothic Semilight" w:eastAsia="Malgun Gothic Semilight" w:hAnsi="Malgun Gothic Semilight" w:cs="Malgun Gothic Semilight"/>
+          <w:b/>
+          <w:color w:val="FF0000"/>
+          <w:sz w:val="24"/>
+          <w:szCs w:val="24"/>
+        </w:rPr>
+        <w:t>GROUP BY f.film_</w:t>
+      </w:r>
+      <w:r>
+        <w:rPr>
+          <w:rFonts w:ascii="Malgun Gothic Semilight" w:eastAsia="Malgun Gothic Semilight" w:hAnsi="Malgun Gothic Semilight" w:cs="Malgun Gothic Semilight"/>
+          <w:b/>
+          <w:color w:val="FF0000"/>
+          <w:sz w:val="24"/>
+          <w:szCs w:val="24"/>
+        </w:rPr>
+        <w:t>id, f.title</w:t>
+      </w:r>
+    </w:p>
+    <w:p>
+      <w:pPr>
+        <w:rPr>
+          <w:rFonts w:ascii="Malgun Gothic Semilight" w:eastAsia="Malgun Gothic Semilight" w:hAnsi="Malgun Gothic Semilight" w:cs="Malgun Gothic Semilight"/>
+          <w:b/>
+          <w:color w:val="FF0000"/>
+          <w:sz w:val="24"/>
+          <w:szCs w:val="24"/>
+        </w:rPr>
+      </w:pPr>
+      <w:r>
+        <w:rPr>
+          <w:rFonts w:ascii="Malgun Gothic Semilight" w:eastAsia="Malgun Gothic Semilight" w:hAnsi="Malgun Gothic Semilight" w:cs="Malgun Gothic Semilight"/>
+          <w:b/>
+          <w:color w:val="FF0000"/>
+          <w:sz w:val="24"/>
+          <w:szCs w:val="24"/>
+        </w:rPr>
+        <w:t>ORDER BY total rentas DESC</w:t>
+      </w:r>
+    </w:p>
+    <w:p>
+      <w:pPr>
+        <w:rPr>
+          <w:rFonts w:ascii="Malgun Gothic Semilight" w:eastAsia="Malgun Gothic Semilight" w:hAnsi="Malgun Gothic Semilight" w:cs="Malgun Gothic Semilight"/>
+          <w:b/>
+          <w:color w:val="FF0000"/>
+          <w:sz w:val="24"/>
+          <w:szCs w:val="24"/>
+          <w:highlight w:val="yellow"/>
+        </w:rPr>
+      </w:pPr>
+      <w:r>
+        <w:rPr>
+          <w:rFonts w:ascii="Malgun Gothic Semilight" w:eastAsia="Malgun Gothic Semilight" w:hAnsi="Malgun Gothic Semilight" w:cs="Malgun Gothic Semilight"/>
+          <w:b/>
+          <w:color w:val="FF0000"/>
+          <w:sz w:val="24"/>
+          <w:szCs w:val="24"/>
+        </w:rPr>
+        <w:t>LIMIT 5;</w:t>
+      </w:r>
     </w:p>
     <w:p>
       <w:pPr>
@@ -1779,28 +2063,212 @@
           <w:szCs w:val="24"/>
           <w:highlight w:val="yellow"/>
         </w:rPr>
-        <w:t>Mostrar las 5 películas más rentadas</w:t>
-      </w:r>
-      <w:r>
-        <w:rPr>
-          <w:rFonts w:ascii="Malgun Gothic Semilight" w:eastAsia="Malgun Gothic Semilight" w:hAnsi="Malgun Gothic Semilight" w:cs="Malgun Gothic Semilight"/>
-          <w:b/>
-          <w:sz w:val="24"/>
-          <w:szCs w:val="24"/>
-          <w:highlight w:val="yellow"/>
-        </w:rPr>
-        <w:t>.</w:t>
-      </w:r>
-      <w:r>
-        <w:rPr>
-          <w:rFonts w:ascii="Malgun Gothic Semilight" w:eastAsia="Malgun Gothic Semilight" w:hAnsi="Malgun Gothic Semilight" w:cs="Malgun Gothic Semilight"/>
-          <w:b/>
-          <w:sz w:val="24"/>
-          <w:szCs w:val="24"/>
-          <w:highlight w:val="yellow"/>
+        <w:lastRenderedPageBreak/>
+        <w:t xml:space="preserve">Mostrar cuantas películas hay por </w:t>
+      </w:r>
+      <w:r>
+        <w:rPr>
+          <w:rFonts w:ascii="Malgun Gothic Semilight" w:eastAsia="Malgun Gothic Semilight" w:hAnsi="Malgun Gothic Semilight" w:cs="Malgun Gothic Semilight"/>
+          <w:b/>
+          <w:sz w:val="24"/>
+          <w:szCs w:val="24"/>
+          <w:highlight w:val="yellow"/>
+        </w:rPr>
+        <w:t>idioma.</w:t>
+      </w:r>
+    </w:p>
+    <w:p>
+      <w:pPr>
+        <w:rPr>
+          <w:rFonts w:ascii="Malgun Gothic Semilight" w:eastAsia="Malgun Gothic Semilight" w:hAnsi="Malgun Gothic Semilight" w:cs="Malgun Gothic Semilight"/>
+          <w:b/>
+          <w:color w:val="FF0000"/>
+          <w:sz w:val="24"/>
+          <w:szCs w:val="24"/>
+        </w:rPr>
+      </w:pPr>
+      <w:r>
+        <w:rPr>
+          <w:rFonts w:ascii="Malgun Gothic Semilight" w:eastAsia="Malgun Gothic Semilight" w:hAnsi="Malgun Gothic Semilight" w:cs="Malgun Gothic Semilight"/>
+          <w:b/>
+          <w:color w:val="FF0000"/>
+          <w:sz w:val="24"/>
+          <w:szCs w:val="24"/>
+        </w:rPr>
+        <w:t>SELECT I.name AS idioma, coun</w:t>
+      </w:r>
+      <w:r>
+        <w:rPr>
+          <w:rFonts w:ascii="Malgun Gothic Semilight" w:eastAsia="Malgun Gothic Semilight" w:hAnsi="Malgun Gothic Semilight" w:cs="Malgun Gothic Semilight"/>
+          <w:b/>
+          <w:color w:val="FF0000"/>
+          <w:sz w:val="24"/>
+          <w:szCs w:val="24"/>
+        </w:rPr>
+        <w:t>t(f.film_id) AS total_peliculas</w:t>
+      </w:r>
+    </w:p>
+    <w:p>
+      <w:pPr>
+        <w:rPr>
+          <w:rFonts w:ascii="Malgun Gothic Semilight" w:eastAsia="Malgun Gothic Semilight" w:hAnsi="Malgun Gothic Semilight" w:cs="Malgun Gothic Semilight"/>
+          <w:b/>
+          <w:color w:val="FF0000"/>
+          <w:sz w:val="24"/>
+          <w:szCs w:val="24"/>
+        </w:rPr>
+      </w:pPr>
+      <w:r>
+        <w:rPr>
+          <w:rFonts w:ascii="Malgun Gothic Semilight" w:eastAsia="Malgun Gothic Semilight" w:hAnsi="Malgun Gothic Semilight" w:cs="Malgun Gothic Semilight"/>
+          <w:b/>
+          <w:color w:val="FF0000"/>
+          <w:sz w:val="24"/>
+          <w:szCs w:val="24"/>
+        </w:rPr>
+        <w:drawing>
+          <wp:anchor distT="0" distB="0" distL="114300" distR="114300" simplePos="0" relativeHeight="251666432" behindDoc="0" locked="0" layoutInCell="1" allowOverlap="1" wp14:anchorId="5E618237" wp14:editId="5DCD4ED2">
+            <wp:simplePos x="0" y="0"/>
+            <wp:positionH relativeFrom="column">
+              <wp:posOffset>4187190</wp:posOffset>
+            </wp:positionH>
+            <wp:positionV relativeFrom="paragraph">
+              <wp:posOffset>13970</wp:posOffset>
+            </wp:positionV>
+            <wp:extent cx="1657350" cy="466725"/>
+            <wp:effectExtent l="0" t="0" r="0" b="9525"/>
+            <wp:wrapSquare wrapText="bothSides"/>
+            <wp:docPr id="9" name="Imagen 9"/>
+            <wp:cNvGraphicFramePr>
+              <a:graphicFrameLocks xmlns:a="http://schemas.openxmlformats.org/drawingml/2006/main" noChangeAspect="1"/>
+            </wp:cNvGraphicFramePr>
+            <a:graphic xmlns:a="http://schemas.openxmlformats.org/drawingml/2006/main">
+              <a:graphicData uri="http://schemas.openxmlformats.org/drawingml/2006/picture">
+                <pic:pic xmlns:pic="http://schemas.openxmlformats.org/drawingml/2006/picture">
+                  <pic:nvPicPr>
+                    <pic:cNvPr id="1" name=""/>
+                    <pic:cNvPicPr/>
+                  </pic:nvPicPr>
+                  <pic:blipFill>
+                    <a:blip r:embed="rId15">
+                      <a:extLst>
+                        <a:ext uri="{28A0092B-C50C-407E-A947-70E740481C1C}">
+                          <a14:useLocalDpi xmlns:a14="http://schemas.microsoft.com/office/drawing/2010/main" val="0"/>
+                        </a:ext>
+                      </a:extLst>
+                    </a:blip>
+                    <a:stretch>
+                      <a:fillRect/>
+                    </a:stretch>
+                  </pic:blipFill>
+                  <pic:spPr>
+                    <a:xfrm>
+                      <a:off x="0" y="0"/>
+                      <a:ext cx="1657350" cy="466725"/>
+                    </a:xfrm>
+                    <a:prstGeom prst="rect">
+                      <a:avLst/>
+                    </a:prstGeom>
+                  </pic:spPr>
+                </pic:pic>
+              </a:graphicData>
+            </a:graphic>
+          </wp:anchor>
+        </w:drawing>
+      </w:r>
+      <w:r>
+        <w:rPr>
+          <w:rFonts w:ascii="Malgun Gothic Semilight" w:eastAsia="Malgun Gothic Semilight" w:hAnsi="Malgun Gothic Semilight" w:cs="Malgun Gothic Semilight"/>
+          <w:b/>
+          <w:color w:val="FF0000"/>
+          <w:sz w:val="24"/>
+          <w:szCs w:val="24"/>
+        </w:rPr>
+        <w:t>FROM language I</w:t>
+      </w:r>
+    </w:p>
+    <w:p>
+      <w:pPr>
+        <w:rPr>
+          <w:rFonts w:ascii="Malgun Gothic Semilight" w:eastAsia="Malgun Gothic Semilight" w:hAnsi="Malgun Gothic Semilight" w:cs="Malgun Gothic Semilight"/>
+          <w:b/>
+          <w:color w:val="FF0000"/>
+          <w:sz w:val="24"/>
+          <w:szCs w:val="24"/>
+        </w:rPr>
+      </w:pPr>
+      <w:r>
+        <w:rPr>
+          <w:rFonts w:ascii="Malgun Gothic Semilight" w:eastAsia="Malgun Gothic Semilight" w:hAnsi="Malgun Gothic Semilight" w:cs="Malgun Gothic Semilight"/>
+          <w:b/>
+          <w:color w:val="FF0000"/>
+          <w:sz w:val="24"/>
+          <w:szCs w:val="24"/>
+        </w:rPr>
+        <w:t>INNER JOIN film f ON I.language_id = f.language_id</w:t>
+      </w:r>
+    </w:p>
+    <w:p>
+      <w:pPr>
+        <w:rPr>
+          <w:rFonts w:ascii="Malgun Gothic Semilight" w:eastAsia="Malgun Gothic Semilight" w:hAnsi="Malgun Gothic Semilight" w:cs="Malgun Gothic Semilight"/>
+          <w:b/>
+          <w:color w:val="FF0000"/>
+          <w:sz w:val="24"/>
+          <w:szCs w:val="24"/>
+          <w:highlight w:val="yellow"/>
+        </w:rPr>
+      </w:pPr>
+      <w:r>
+        <w:rPr>
+          <w:rFonts w:ascii="Malgun Gothic Semilight" w:eastAsia="Malgun Gothic Semilight" w:hAnsi="Malgun Gothic Semilight" w:cs="Malgun Gothic Semilight"/>
+          <w:b/>
+          <w:color w:val="FF0000"/>
+          <w:sz w:val="24"/>
+          <w:szCs w:val="24"/>
+        </w:rPr>
+        <w:t>GROUP BY I.name;</w:t>
+      </w:r>
+      <w:r>
+        <w:rPr>
+          <w:noProof/>
+          <w:lang w:eastAsia="es-MX"/>
         </w:rPr>
         <w:t xml:space="preserve"> </w:t>
       </w:r>
+    </w:p>
+    <w:p>
+      <w:pPr>
+        <w:rPr>
+          <w:rFonts w:ascii="Malgun Gothic Semilight" w:eastAsia="Malgun Gothic Semilight" w:hAnsi="Malgun Gothic Semilight" w:cs="Malgun Gothic Semilight"/>
+          <w:b/>
+          <w:sz w:val="24"/>
+          <w:szCs w:val="24"/>
+          <w:highlight w:val="yellow"/>
+        </w:rPr>
+      </w:pPr>
+    </w:p>
+    <w:p>
+      <w:pPr>
+        <w:rPr>
+          <w:rFonts w:ascii="Malgun Gothic Semilight" w:eastAsia="Malgun Gothic Semilight" w:hAnsi="Malgun Gothic Semilight" w:cs="Malgun Gothic Semilight"/>
+          <w:b/>
+          <w:sz w:val="24"/>
+          <w:szCs w:val="24"/>
+          <w:highlight w:val="yellow"/>
+        </w:rPr>
+      </w:pPr>
+    </w:p>
+    <w:p>
+      <w:pPr>
+        <w:rPr>
+          <w:rFonts w:ascii="Malgun Gothic Semilight" w:eastAsia="Malgun Gothic Semilight" w:hAnsi="Malgun Gothic Semilight" w:cs="Malgun Gothic Semilight"/>
+          <w:b/>
+          <w:sz w:val="24"/>
+          <w:szCs w:val="24"/>
+          <w:highlight w:val="yellow"/>
+        </w:rPr>
+      </w:pPr>
     </w:p>
     <w:p>
       <w:pPr>
@@ -1825,42 +2293,6 @@
           <w:szCs w:val="24"/>
           <w:highlight w:val="yellow"/>
         </w:rPr>
-        <w:t xml:space="preserve">Mostrar cuantas películas hay por </w:t>
-      </w:r>
-      <w:r>
-        <w:rPr>
-          <w:rFonts w:ascii="Malgun Gothic Semilight" w:eastAsia="Malgun Gothic Semilight" w:hAnsi="Malgun Gothic Semilight" w:cs="Malgun Gothic Semilight"/>
-          <w:b/>
-          <w:sz w:val="24"/>
-          <w:szCs w:val="24"/>
-          <w:highlight w:val="yellow"/>
-        </w:rPr>
-        <w:t>idioma.</w:t>
-      </w:r>
-    </w:p>
-    <w:p>
-      <w:pPr>
-        <w:pStyle w:val="Prrafodelista"/>
-        <w:numPr>
-          <w:ilvl w:val="0"/>
-          <w:numId w:val="1"/>
-        </w:numPr>
-        <w:rPr>
-          <w:rFonts w:ascii="Malgun Gothic Semilight" w:eastAsia="Malgun Gothic Semilight" w:hAnsi="Malgun Gothic Semilight" w:cs="Malgun Gothic Semilight"/>
-          <w:b/>
-          <w:sz w:val="24"/>
-          <w:szCs w:val="24"/>
-          <w:highlight w:val="yellow"/>
-        </w:rPr>
-      </w:pPr>
-      <w:r>
-        <w:rPr>
-          <w:rFonts w:ascii="Malgun Gothic Semilight" w:eastAsia="Malgun Gothic Semilight" w:hAnsi="Malgun Gothic Semilight" w:cs="Malgun Gothic Semilight"/>
-          <w:b/>
-          <w:sz w:val="24"/>
-          <w:szCs w:val="24"/>
-          <w:highlight w:val="yellow"/>
-        </w:rPr>
         <w:t>Mostrar el total de rentas realizadas por cada tienda</w:t>
       </w:r>
       <w:r>
@@ -1873,6 +2305,8 @@
         </w:rPr>
         <w:t>.</w:t>
       </w:r>
+      <w:bookmarkStart w:id="0" w:name="_GoBack"/>
+      <w:bookmarkEnd w:id="0"/>
     </w:p>
     <w:sectPr>
       <w:pgSz w:w="12240" w:h="15840"/>
